--- a/fiche-investigation.docx
+++ b/fiche-investigation.docx
@@ -505,8 +505,18 @@
                 <w:b/>
                 <w:bCs/>
               </w:rPr>
-              <w:t>Option 2 : Méthode d’Array</w:t>
-            </w:r>
+              <w:t>Option 2 : Méthode d’</w:t>
+            </w:r>
+            <w:proofErr w:type="spellStart"/>
+            <w:r>
+              <w:rPr>
+                <w:rFonts w:cs="Al Bayan Plain"/>
+                <w:b/>
+                <w:bCs/>
+              </w:rPr>
+              <w:t>Array</w:t>
+            </w:r>
+            <w:proofErr w:type="spellEnd"/>
           </w:p>
           <w:p>
             <w:pPr>
@@ -548,6 +558,7 @@
               </w:rPr>
               <w:t xml:space="preserve">thode </w:t>
             </w:r>
+            <w:proofErr w:type="spellStart"/>
             <w:r>
               <w:rPr>
                 <w:rFonts w:cs="Al Bayan Plain"/>
@@ -564,6 +575,7 @@
               </w:rPr>
               <w:t>filter</w:t>
             </w:r>
+            <w:proofErr w:type="spellEnd"/>
             <w:r>
               <w:rPr>
                 <w:rFonts w:cs="Al Bayan Plain"/>
@@ -895,19 +907,22 @@
             <w:pPr>
               <w:rPr>
                 <w:rFonts w:cs="Al Bayan Plain"/>
+                <w:color w:val="000000" w:themeColor="text1"/>
                 <w:sz w:val="22"/>
                 <w:szCs w:val="22"/>
               </w:rPr>
             </w:pPr>
-            <w:r>
-              <w:rPr>
-                <w:rFonts w:cs="Al Bayan Plain"/>
-                <w:color w:val="FF0000"/>
-                <w:sz w:val="22"/>
-                <w:szCs w:val="22"/>
-              </w:rPr>
-              <w:t>En cours…</w:t>
-            </w:r>
+            <w:proofErr w:type="spellStart"/>
+            <w:r>
+              <w:rPr>
+                <w:rFonts w:cs="Al Bayan Plain"/>
+                <w:color w:val="000000" w:themeColor="text1"/>
+                <w:sz w:val="22"/>
+                <w:szCs w:val="22"/>
+              </w:rPr>
+              <w:t>Array</w:t>
+            </w:r>
+            <w:proofErr w:type="spellEnd"/>
           </w:p>
         </w:tc>
       </w:tr>
@@ -921,6 +936,46 @@
           <w:szCs w:val="28"/>
         </w:rPr>
       </w:pPr>
+    </w:p>
+    <w:p>
+      <w:pPr>
+        <w:tabs>
+          <w:tab w:val="left" w:pos="2742"/>
+        </w:tabs>
+        <w:rPr>
+          <w:rFonts w:cs="Al Bayan Plain"/>
+          <w:sz w:val="28"/>
+          <w:szCs w:val="28"/>
+        </w:rPr>
+      </w:pPr>
+      <w:r>
+        <w:rPr>
+          <w:rFonts w:cs="Al Bayan Plain"/>
+          <w:sz w:val="28"/>
+          <w:szCs w:val="28"/>
+        </w:rPr>
+        <w:tab/>
+      </w:r>
+    </w:p>
+    <w:p>
+      <w:pPr>
+        <w:tabs>
+          <w:tab w:val="left" w:pos="2742"/>
+        </w:tabs>
+        <w:rPr>
+          <w:rFonts w:cs="Al Bayan Plain"/>
+          <w:sz w:val="28"/>
+          <w:szCs w:val="28"/>
+        </w:rPr>
+      </w:pPr>
+      <w:r>
+        <w:rPr>
+          <w:rFonts w:cs="Al Bayan Plain"/>
+          <w:sz w:val="28"/>
+          <w:szCs w:val="28"/>
+        </w:rPr>
+        <w:t>AJOUTER CAPTURE D’ECRAN RESULTATS</w:t>
+      </w:r>
     </w:p>
     <w:sectPr>
       <w:headerReference w:type="default" r:id="rId8"/>
